--- a/atelier/atelier_118.docx
+++ b/atelier/atelier_118.docx
@@ -441,7 +441,7 @@
           </w:tcPr>
           <w:p>
             <w:r>
-              <w:t xml:space="preserve">Versions fixées (#117)</w:t>
+              <w:t xml:space="preserve">Versions fixées</w:t>
             </w:r>
           </w:p>
         </w:tc>
@@ -460,7 +460,7 @@
         <w:spacing w:after="120"/>
       </w:pPr>
       <w:r>
-        <w:t xml:space="preserve">Les versions ont été fixées (#117), mais le risque de récidive existe : au fil du développement, un SNAPSHOT peut réapparaître — une dépendance interne en cours, un ajout rapide, un copier-coller. La majorité est fixée, mais des SNAPSHOT résiduels peuvent se glisser. Compter sur la vigilance de chacun pour qu’aucun SNAPSHOT n’atteigne la production ne tient pas dans la durée. Le sujet de cet atelier est de poser un garde-fou : co-décider la règle « aucun SNAPSHOT (ni version dynamique) ne part en production » et l’outiller par un contrôle automatique dans le pipeline qui bloque la release si une version dynamique est détectée. On passe de l’intention (« faites attention aux SNAPSHOT ») à la garantie (« le pipeline refuse une release avec SNAPSHOT »).</w:t>
+        <w:t xml:space="preserve">Les versions ont été fixées, mais le risque de récidive existe : au fil du développement, un SNAPSHOT peut réapparaître — une dépendance interne en cours, un ajout rapide, un copier-coller. La majorité est fixée, mais des SNAPSHOT résiduels peuvent se glisser. Compter sur la vigilance de chacun pour qu’aucun SNAPSHOT n’atteigne la production ne tient pas dans la durée. Le sujet de cet atelier est de poser un garde-fou : co-décider la règle « aucun SNAPSHOT (ni version dynamique) ne part en production » et l’outiller par un contrôle automatique dans le pipeline qui bloque la release si une version dynamique est détectée. On passe de l’intention (« faites attention aux SNAPSHOT ») à la garantie (« le pipeline refuse une release avec SNAPSHOT »).</w:t>
       </w:r>
     </w:p>
     <w:p>
@@ -481,20 +481,20 @@
         <w:spacing w:after="80"/>
       </w:pPr>
       <w:r>
-        <w:t xml:space="preserve">La vigilance humaine cède toujours une fois : compter sur le fait que chacun pense à vérifier l’absence de SNAPSHOT avant chaque release, c’est garantir qu’un jour, sous pression, un SNAPSHOT passera. Un contrôle automatique ne se fatigue pas — il vérifie à chaque release, sans exception. C’est la même logique que la protection des branches (#90) ou le garde-fou de durée (#77) : on protège par construction, pas par discipline.</w:t>
-      </w:r>
-    </w:p>
-    <w:p>
-      <w:pPr>
-        <w:pStyle w:val="ListParagraph"/>
-        <w:numPr>
-          <w:ilvl w:val="0"/>
-          <w:numId w:val="2"/>
-        </w:numPr>
-        <w:spacing w:after="80"/>
-      </w:pPr>
-      <w:r>
-        <w:t xml:space="preserve">Le bon moment pour bloquer, c’est avant la prod : un SNAPSHOT en développement n’est pas un drame ; un SNAPSHOT en PRODUCTION l’est (risque invisible, #116). Le garde-fou se place donc au passage vers la prod — il laisse travailler, mais interdit qu’une version dynamique franchisse la porte de la release.</w:t>
+        <w:t xml:space="preserve">La vigilance humaine cède toujours une fois : compter sur le fait que chacun pense à vérifier l’absence de SNAPSHOT avant chaque release, c’est garantir qu’un jour, sous pression, un SNAPSHOT passera. Un contrôle automatique ne se fatigue pas — il vérifie à chaque release, sans exception. C’est la même logique que la protection des branches ou le garde-fou de durée : on protège par construction, pas par discipline.</w:t>
+      </w:r>
+    </w:p>
+    <w:p>
+      <w:pPr>
+        <w:pStyle w:val="ListParagraph"/>
+        <w:numPr>
+          <w:ilvl w:val="0"/>
+          <w:numId w:val="2"/>
+        </w:numPr>
+        <w:spacing w:after="80"/>
+      </w:pPr>
+      <w:r>
+        <w:t xml:space="preserve">Le bon moment pour bloquer, c’est avant la prod : un SNAPSHOT en développement n’est pas un drame ; un SNAPSHOT en PRODUCTION l’est (risque invisible,). Le garde-fou se place donc au passage vers la prod — il laisse travailler, mais interdit qu’une version dynamique franchisse la porte de la release.</w:t>
       </w:r>
     </w:p>
     <w:p>
@@ -591,47 +591,47 @@
                 <w:sz w:val="18"/>
                 <w:szCs w:val="18"/>
               </w:rPr>
-              <w:t xml:space="preserve">  Stage du pipeline (avant la mise en prod) :</w:t>
-            </w:r>
-          </w:p>
-          <w:p>
-            <w:r>
-              <w:rPr>
-                <w:rFonts w:ascii="Consolas" w:cs="Consolas" w:eastAsia="Consolas" w:hAnsi="Consolas"/>
-                <w:sz w:val="18"/>
-                <w:szCs w:val="18"/>
-              </w:rPr>
-              <w:t xml:space="preserve">    - scanner les fichiers de dépendances</w:t>
-            </w:r>
-          </w:p>
-          <w:p>
-            <w:r>
-              <w:rPr>
-                <w:rFonts w:ascii="Consolas" w:cs="Consolas" w:eastAsia="Consolas" w:hAnsi="Consolas"/>
-                <w:sz w:val="18"/>
-                <w:szCs w:val="18"/>
-              </w:rPr>
-              <w:t xml:space="preserve">    - détecter SNAPSHOT / LATEST / RELEASE / ranges</w:t>
-            </w:r>
-          </w:p>
-          <w:p>
-            <w:r>
-              <w:rPr>
-                <w:rFonts w:ascii="Consolas" w:cs="Consolas" w:eastAsia="Consolas" w:hAnsi="Consolas"/>
-                <w:sz w:val="18"/>
-                <w:szCs w:val="18"/>
-              </w:rPr>
-              <w:t xml:space="preserve">    - si trouvé -&gt; ÉCHEC du pipeline (release bloquée)</w:t>
-            </w:r>
-          </w:p>
-          <w:p>
-            <w:r>
-              <w:rPr>
-                <w:rFonts w:ascii="Consolas" w:cs="Consolas" w:eastAsia="Consolas" w:hAnsi="Consolas"/>
-                <w:sz w:val="18"/>
-                <w:szCs w:val="18"/>
-              </w:rPr>
-              <w:t xml:space="preserve">    - sinon      -&gt; on continue vers la prod</w:t>
+              <w:t xml:space="preserve"> Stage du pipeline (avant la mise en prod) :</w:t>
+            </w:r>
+          </w:p>
+          <w:p>
+            <w:r>
+              <w:rPr>
+                <w:rFonts w:ascii="Consolas" w:cs="Consolas" w:eastAsia="Consolas" w:hAnsi="Consolas"/>
+                <w:sz w:val="18"/>
+                <w:szCs w:val="18"/>
+              </w:rPr>
+              <w:t xml:space="preserve"> - scanner les fichiers de dépendances</w:t>
+            </w:r>
+          </w:p>
+          <w:p>
+            <w:r>
+              <w:rPr>
+                <w:rFonts w:ascii="Consolas" w:cs="Consolas" w:eastAsia="Consolas" w:hAnsi="Consolas"/>
+                <w:sz w:val="18"/>
+                <w:szCs w:val="18"/>
+              </w:rPr>
+              <w:t xml:space="preserve"> - détecter SNAPSHOT / LATEST / RELEASE / ranges</w:t>
+            </w:r>
+          </w:p>
+          <w:p>
+            <w:r>
+              <w:rPr>
+                <w:rFonts w:ascii="Consolas" w:cs="Consolas" w:eastAsia="Consolas" w:hAnsi="Consolas"/>
+                <w:sz w:val="18"/>
+                <w:szCs w:val="18"/>
+              </w:rPr>
+              <w:t xml:space="preserve"> - si trouvé -&gt; ÉCHEC du pipeline (release bloquée)</w:t>
+            </w:r>
+          </w:p>
+          <w:p>
+            <w:r>
+              <w:rPr>
+                <w:rFonts w:ascii="Consolas" w:cs="Consolas" w:eastAsia="Consolas" w:hAnsi="Consolas"/>
+                <w:sz w:val="18"/>
+                <w:szCs w:val="18"/>
+              </w:rPr>
+              <w:t xml:space="preserve"> - sinon -&gt; on continue vers la prod</w:t>
             </w:r>
           </w:p>
           <w:p>
@@ -651,37 +651,37 @@
                 <w:sz w:val="18"/>
                 <w:szCs w:val="18"/>
               </w:rPr>
-              <w:t xml:space="preserve">  Message d'échec clair :</w:t>
-            </w:r>
-          </w:p>
-          <w:p>
-            <w:r>
-              <w:rPr>
-                <w:rFonts w:ascii="Consolas" w:cs="Consolas" w:eastAsia="Consolas" w:hAnsi="Consolas"/>
-                <w:sz w:val="18"/>
-                <w:szCs w:val="18"/>
-              </w:rPr>
-              <w:t xml:space="preserve">    'Release bloquée : version dynamique détectée</w:t>
-            </w:r>
-          </w:p>
-          <w:p>
-            <w:r>
-              <w:rPr>
-                <w:rFonts w:ascii="Consolas" w:cs="Consolas" w:eastAsia="Consolas" w:hAnsi="Consolas"/>
-                <w:sz w:val="18"/>
-                <w:szCs w:val="18"/>
-              </w:rPr>
-              <w:t xml:space="preserve">     dans &lt;fichier&gt; : &lt;dépendance&gt;. Fixer la version</w:t>
-            </w:r>
-          </w:p>
-          <w:p>
-            <w:r>
-              <w:rPr>
-                <w:rFonts w:ascii="Consolas" w:cs="Consolas" w:eastAsia="Consolas" w:hAnsi="Consolas"/>
-                <w:sz w:val="18"/>
-                <w:szCs w:val="18"/>
-              </w:rPr>
-              <w:t xml:space="preserve">     exacte avant de release (cf. #117).'</w:t>
+              <w:t xml:space="preserve"> Message d'échec clair :</w:t>
+            </w:r>
+          </w:p>
+          <w:p>
+            <w:r>
+              <w:rPr>
+                <w:rFonts w:ascii="Consolas" w:cs="Consolas" w:eastAsia="Consolas" w:hAnsi="Consolas"/>
+                <w:sz w:val="18"/>
+                <w:szCs w:val="18"/>
+              </w:rPr>
+              <w:t xml:space="preserve"> 'Release bloquée : version dynamique détectée</w:t>
+            </w:r>
+          </w:p>
+          <w:p>
+            <w:r>
+              <w:rPr>
+                <w:rFonts w:ascii="Consolas" w:cs="Consolas" w:eastAsia="Consolas" w:hAnsi="Consolas"/>
+                <w:sz w:val="18"/>
+                <w:szCs w:val="18"/>
+              </w:rPr>
+              <w:t xml:space="preserve"> dans &lt;fichier&gt; : &lt;dépendance&gt;. Fixer la version</w:t>
+            </w:r>
+          </w:p>
+          <w:p>
+            <w:r>
+              <w:rPr>
+                <w:rFonts w:ascii="Consolas" w:cs="Consolas" w:eastAsia="Consolas" w:hAnsi="Consolas"/>
+                <w:sz w:val="18"/>
+                <w:szCs w:val="18"/>
+              </w:rPr>
+              <w:t xml:space="preserve"> exacte avant de release (cf.).'</w:t>
             </w:r>
           </w:p>
           <w:p>
@@ -701,27 +701,27 @@
                 <w:sz w:val="18"/>
                 <w:szCs w:val="18"/>
               </w:rPr>
-              <w:t xml:space="preserve">  Placement : sur la branche/étape de release, PAS sur</w:t>
-            </w:r>
-          </w:p>
-          <w:p>
-            <w:r>
-              <w:rPr>
-                <w:rFonts w:ascii="Consolas" w:cs="Consolas" w:eastAsia="Consolas" w:hAnsi="Consolas"/>
-                <w:sz w:val="18"/>
-                <w:szCs w:val="18"/>
-              </w:rPr>
-              <w:t xml:space="preserve">  chaque commit de dev (on laisse travailler, on bloque</w:t>
-            </w:r>
-          </w:p>
-          <w:p>
-            <w:r>
-              <w:rPr>
-                <w:rFonts w:ascii="Consolas" w:cs="Consolas" w:eastAsia="Consolas" w:hAnsi="Consolas"/>
-                <w:sz w:val="18"/>
-                <w:szCs w:val="18"/>
-              </w:rPr>
-              <w:t xml:space="preserve">  au passage en prod).</w:t>
+              <w:t xml:space="preserve"> Placement : sur la branche/étape de release, PAS sur</w:t>
+            </w:r>
+          </w:p>
+          <w:p>
+            <w:r>
+              <w:rPr>
+                <w:rFonts w:ascii="Consolas" w:cs="Consolas" w:eastAsia="Consolas" w:hAnsi="Consolas"/>
+                <w:sz w:val="18"/>
+                <w:szCs w:val="18"/>
+              </w:rPr>
+              <w:t xml:space="preserve"> chaque commit de dev (on laisse travailler, on bloque</w:t>
+            </w:r>
+          </w:p>
+          <w:p>
+            <w:r>
+              <w:rPr>
+                <w:rFonts w:ascii="Consolas" w:cs="Consolas" w:eastAsia="Consolas" w:hAnsi="Consolas"/>
+                <w:sz w:val="18"/>
+                <w:szCs w:val="18"/>
+              </w:rPr>
+              <w:t xml:space="preserve"> au passage en prod).</w:t>
             </w:r>
           </w:p>
         </w:tc>
@@ -740,7 +740,7 @@
         <w:spacing w:after="120"/>
       </w:pPr>
       <w:r>
-        <w:t xml:space="preserve">À la sortie, la squad a co-décidé la règle « aucune version dynamique (SNAPSHOT, LATEST, range) ne part en production » et l’a outillée par un contrôle automatique dans le pipeline, placé avant la mise en prod, qui bloque la release si une version dynamique est détectée, avec un message clair indiquant quoi fixer. Le garde-fou laisse travailler en développement mais interdit qu’un SNAPSHOT franchisse la porte de la release. La reproductibilité acquise au #117 est désormais protégée contre la récidive — non par la vigilance, mais par construction. La métrique Versions fixées est garantie au niveau release.</w:t>
+        <w:t xml:space="preserve">À la sortie, la squad a co-décidé la règle « aucune version dynamique (SNAPSHOT, LATEST, range) ne part en production » et l’a outillée par un contrôle automatique dans le pipeline, placé avant la mise en prod, qui bloque la release si une version dynamique est détectée, avec un message clair indiquant quoi fixer. Le garde-fou laisse travailler en développement mais interdit qu’un SNAPSHOT franchisse la porte de la release. La reproductibilité acquise au fixation immédiate : des versions exactes partout est désormais protégée contre la récidive — non par la vigilance, mais par construction. La métrique Versions fixées est garantie au niveau release.</w:t>
       </w:r>
     </w:p>
     <w:p>
@@ -1016,7 +1016,7 @@
         <w:spacing w:after="120"/>
       </w:pPr>
       <w:r>
-        <w:t xml:space="preserve">Avec ce garde-fou, le cœur de P03 est en place : sensibilisation (#116), fixation (#117), protection contre la récidive (#118). Restent deux sujets traités ailleurs et renvoyés : #119 (Renovate/Dependabot pour les mises à jour volontaires — renvoi à H02-89, même outil, mutualisé) et #120 (scan de vulnérabilités/CVE — renvoi à P04, qui porte les stages de sécurité). P03 garde les versions fixes ; la mise à jour maîtrisée et le scan sécu sont chez leurs axes porteurs.</w:t>
+        <w:t xml:space="preserve">Avec ce garde-fou, le cœur de P03 est en place : sensibilisation, fixation, protection contre la récidive. Restent deux sujets traités ailleurs et renvoyés : (Renovate/Dependabot pour les mises à jour volontaires — renvoi à H02-89, même outil, mutualisé) et (scan de vulnérabilités/CVE — renvoi à P04, qui porte les stages de sécurité). P03 garde les versions fixes ; la mise à jour maîtrisée et le scan sécu sont chez leurs axes porteurs.</w:t>
       </w:r>
     </w:p>
     <w:p>
@@ -1032,7 +1032,7 @@
         <w:spacing w:after="120"/>
       </w:pPr>
       <w:r>
-        <w:t xml:space="preserve">La squad a co-décidé « aucune version dynamique en production » et l’a outillée par un contrôle automatique placé avant la mise en prod, qui bloque la release en cas de SNAPSHOT/LATEST/range détecté, avec un message clair — garde-fou testé et fonctionnel. La reproductibilité acquise au #117 est protégée contre la récidive par construction, pas par vigilance, dans la lignée des autres garde-fous du corpus (#77, #90). La question P03 atteint sa systématisation : non seulement les versions sont fixées, mais aucune version dynamique ne peut plus atteindre la production.</w:t>
+        <w:t xml:space="preserve">La squad a co-décidé « aucune version dynamique en production » et l’a outillée par un contrôle automatique placé avant la mise en prod, qui bloque la release en cas de SNAPSHOT/LATEST/range détecté, avec un message clair — garde-fou testé et fonctionnel. La reproductibilité acquise au fixation immédiate : des versions exactes partout est protégée contre la récidive par construction, pas par vigilance, dans la lignée des autres garde-fous du corpus. La question P03 atteint sa systématisation : non seulement les versions sont fixées, mais aucune version dynamique ne peut plus atteindre la production.</w:t>
       </w:r>
     </w:p>
     <w:sectPr>
